--- a/OWG2026_IceDance_FD_FAQ.docx
+++ b/OWG2026_IceDance_FD_FAQ.docx
@@ -559,11 +559,7 @@
         <w:ind w:left="720"/>
       </w:pPr>
       <w:r>
-        <w:rPr>
-          <w:color w:val="C00000"/>
-          <w:sz w:val="21"/>
-        </w:rPr>
-        <w:t>A:  Judge J1 (Jezabel DABOUIS, France) produced a statistically significant bias of +1.19 ISU points in favour of France over USA in the gold-vs-silver pair (p = 0.0003, BH-corrected q = 0.034). France won by 0.97 points. Removing J1's effect reverses the outcome: USA wins gold.</w:t>
+        <w:t>A:  Judge J1 (Jezabel DABOUIS, France) produced a statistically significant bias of +1.19 ISU points in favour of France over USA in the gold-vs-silver pair (p = 0.0003, BH-corrected q = 0.012). France won by 0.97 points. Removing J1's effect reverses the outcome: USA wins gold.</w:t>
       </w:r>
     </w:p>
     <w:p>
@@ -921,11 +917,7 @@
         <w:ind w:left="720"/>
       </w:pPr>
       <w:r>
-        <w:rPr>
-          <w:color w:val="404040"/>
-          <w:sz w:val="21"/>
-        </w:rPr>
-        <w:t>A:  isuimpact_quantile_v1. RNG seed: 20260223 (numpy.random.default_rng). CDF scope: global (all available marks per judge in the database). This ensures full reproducibility.</w:t>
+        <w:t>A:  isuimpact_residual_v1. RNG seed: 20260223 (numpy.random.default_rng). Permutations: M = 10,000 (flat, all events). Method: for each judge j and competitor pair (A,B), judge j’s delta values (actual row impact minus neutralised impact) are pooled across both entries and randomly reassigned M times. The p-value counts how often the simulated |BiasPoints| equals or exceeds the observed value: p = (1 + exceedances) / (M + 1). This follows Emerson, Seltzer &amp; Lin (2009) and corrects an exchangeability flaw in the prior quantile method (isuimpact_quantile_v1).</w:t>
       </w:r>
     </w:p>
     <w:p>
